--- a/manuscript/manuscript_submission.docx
+++ b/manuscript/manuscript_submission.docx
@@ -1552,7 +1552,7 @@
         <w:t xml:space="preserve"> </w:t>
       </w:r>
       <w:r>
-        <w:t xml:space="preserve">before use, including a null-calibration check confirming a 5.7% type-I error rate for the trend test under the null and confirmation that a non-monotonic pattern is not reported as a trend. The complete workflow, environment specification, verification suite, run manifest and all intermediate result tables are openly available at https://github.com/ApexBlue11/ncl-pancancer-analysis.</w:t>
+        <w:t xml:space="preserve">before use, including a null-calibration check confirming a 5.7% type-I error rate for the trend test under the null and confirmation that a non-monotonic pattern is not reported as a trend. The complete workflow, environment specification, verification suite, run manifest and all intermediate result tables are openly available at https://github.com/ApexBlue11/NCL-PanCancer-Analysis.</w:t>
       </w:r>
     </w:p>
     <w:bookmarkEnd w:id="21"/>
@@ -2437,7 +2437,7 @@
         <w:t xml:space="preserve"> </w:t>
       </w:r>
       <w:r>
-        <w:t xml:space="preserve">All analysis code, the pinned software environment, the run manifest recording input checksums and package versions, every intermediate result table and a step-by-step methodology document are openly available at https://github.com/ApexBlue11/ncl-pancancer-analysis. The pipeline reproduces every number and figure reported here from public data.</w:t>
+        <w:t xml:space="preserve">All analysis code, the pinned software environment, the run manifest recording input checksums and package versions, every intermediate result table and a step-by-step methodology document are openly available at https://github.com/ApexBlue11/NCL-PanCancer-Analysis. The pipeline reproduces every number and figure reported here from public data.</w:t>
       </w:r>
     </w:p>
     <w:p>

--- a/manuscript/manuscript_submission.docx
+++ b/manuscript/manuscript_submission.docx
@@ -12943,7 +12943,7 @@
         <w:rPr>
           <w:rStyle w:val="VerbatimChar"/>
         </w:rPr>
-        <w:t xml:space="preserve">T1_differential_expression.tsv</w:t>
+        <w:t xml:space="preserve">S2_differential_expression.tsv</w:t>
       </w:r>
       <w:r>
         <w:t xml:space="preserve">).</w:t>
@@ -12970,7 +12970,7 @@
         <w:rPr>
           <w:rStyle w:val="VerbatimChar"/>
         </w:rPr>
-        <w:t xml:space="preserve">T2_stage_association.tsv</w:t>
+        <w:t xml:space="preserve">S3_stage_association.tsv</w:t>
       </w:r>
       <w:r>
         <w:t xml:space="preserve">).</w:t>
@@ -12997,7 +12997,7 @@
         <w:rPr>
           <w:rStyle w:val="VerbatimChar"/>
         </w:rPr>
-        <w:t xml:space="preserve">T3_survival.tsv</w:t>
+        <w:t xml:space="preserve">S4_survival.tsv</w:t>
       </w:r>
       <w:r>
         <w:t xml:space="preserve">).</w:t>
@@ -13024,7 +13024,7 @@
         <w:rPr>
           <w:rStyle w:val="VerbatimChar"/>
         </w:rPr>
-        <w:t xml:space="preserve">T4_immune_infiltration.tsv</w:t>
+        <w:t xml:space="preserve">S5_immune_infiltration.tsv</w:t>
       </w:r>
       <w:r>
         <w:t xml:space="preserve">).</w:t>
@@ -13051,7 +13051,7 @@
         <w:rPr>
           <w:rStyle w:val="VerbatimChar"/>
         </w:rPr>
-        <w:t xml:space="preserve">T5_algorithm_concordance.tsv</w:t>
+        <w:t xml:space="preserve">S6_algorithm_concordance.tsv</w:t>
       </w:r>
       <w:r>
         <w:t xml:space="preserve">).</w:t>
@@ -13078,7 +13078,7 @@
         <w:rPr>
           <w:rStyle w:val="VerbatimChar"/>
         </w:rPr>
-        <w:t xml:space="preserve">T6_checkpoints.tsv</w:t>
+        <w:t xml:space="preserve">S7_immune_checkpoints.tsv</w:t>
       </w:r>
       <w:r>
         <w:t xml:space="preserve">).</w:t>
@@ -13105,7 +13105,7 @@
         <w:rPr>
           <w:rStyle w:val="VerbatimChar"/>
         </w:rPr>
-        <w:t xml:space="preserve">T8_genomic_scores.tsv</w:t>
+        <w:t xml:space="preserve">S8_genomic_and_immune_scores.tsv</w:t>
       </w:r>
       <w:r>
         <w:t xml:space="preserve">).</w:t>
@@ -13132,7 +13132,7 @@
         <w:rPr>
           <w:rStyle w:val="VerbatimChar"/>
         </w:rPr>
-        <w:t xml:space="preserve">T7_cptac_validation.tsv</w:t>
+        <w:t xml:space="preserve">S9_cptac_validation.tsv</w:t>
       </w:r>
       <w:r>
         <w:t xml:space="preserve">).</w:t>
@@ -13159,7 +13159,7 @@
         <w:rPr>
           <w:rStyle w:val="VerbatimChar"/>
         </w:rPr>
-        <w:t xml:space="preserve">T10_gsea_per_cancer.tsv.gz</w:t>
+        <w:t xml:space="preserve">S10_gsea_per_cancer.tsv.gz</w:t>
       </w:r>
       <w:r>
         <w:t xml:space="preserve">).</w:t>
@@ -13186,7 +13186,7 @@
         <w:rPr>
           <w:rStyle w:val="VerbatimChar"/>
         </w:rPr>
-        <w:t xml:space="preserve">T9_ncl_gene_correlations.tsv.gz</w:t>
+        <w:t xml:space="preserve">S11_ncl_gene_correlations.tsv.gz</w:t>
       </w:r>
       <w:r>
         <w:t xml:space="preserve">).</w:t>
@@ -13206,25 +13206,13 @@
         <w:rPr>
           <w:rStyle w:val="VerbatimChar"/>
         </w:rPr>
-        <w:t xml:space="preserve">results/tables/</w:t>
-      </w:r>
-      <w:r>
-        <w:t xml:space="preserve"> </w:t>
-      </w:r>
-      <w:r>
-        <w:t xml:space="preserve">of the accompanying repository; the same mapping is given in</w:t>
-      </w:r>
-      <w:r>
-        <w:t xml:space="preserve"> </w:t>
-      </w:r>
-      <w:r>
-        <w:rPr>
-          <w:rStyle w:val="VerbatimChar"/>
-        </w:rPr>
-        <w:t xml:space="preserve">results/tables/SUPPLEMENTARY_INDEX.md</w:t>
-      </w:r>
-      <w:r>
-        <w:t xml:space="preserve">.</w:t>
+        <w:t xml:space="preserve">results/supplementary/</w:t>
+      </w:r>
+      <w:r>
+        <w:t xml:space="preserve"> </w:t>
+      </w:r>
+      <w:r>
+        <w:t xml:space="preserve">of the accompanying repository, which also contains all of S1 to S10 as a single multi-sheet workbook.</w:t>
       </w:r>
     </w:p>
     <w:bookmarkEnd w:id="59"/>

--- a/manuscript/manuscript_submission.docx
+++ b/manuscript/manuscript_submission.docx
@@ -3159,7 +3159,7 @@
       <w:r>
         <w:drawing>
           <wp:inline>
-            <wp:extent cx="5334000" cy="5125544"/>
+            <wp:extent cx="5976420" cy="5742859"/>
             <wp:effectExtent b="0" l="0" r="0" t="0"/>
             <wp:docPr descr="" title="" id="42" name="Picture"/>
             <a:graphic>
@@ -3180,7 +3180,7 @@
                   <pic:spPr bwMode="auto">
                     <a:xfrm>
                       <a:off x="0" y="0"/>
-                      <a:ext cx="5334000" cy="5125544"/>
+                      <a:ext cx="5976420" cy="5742859"/>
                     </a:xfrm>
                     <a:prstGeom prst="rect">
                       <a:avLst/>
@@ -3200,6 +3200,11 @@
       </w:r>
     </w:p>
     <w:p>
+      <w:r>
+        <w:br w:type="page"/>
+      </w:r>
+    </w:p>
+    <w:p>
       <w:pPr>
         <w:pStyle w:val="BodyText"/>
       </w:pPr>
@@ -3224,7 +3229,7 @@
       <w:r>
         <w:drawing>
           <wp:inline>
-            <wp:extent cx="5334000" cy="4421781"/>
+            <wp:extent cx="6078699" cy="5039122"/>
             <wp:effectExtent b="0" l="0" r="0" t="0"/>
             <wp:docPr descr="" title="" id="45" name="Picture"/>
             <a:graphic>
@@ -3245,7 +3250,7 @@
                   <pic:spPr bwMode="auto">
                     <a:xfrm>
                       <a:off x="0" y="0"/>
-                      <a:ext cx="5334000" cy="4421781"/>
+                      <a:ext cx="6078699" cy="5039122"/>
                     </a:xfrm>
                     <a:prstGeom prst="rect">
                       <a:avLst/>
@@ -3265,6 +3270,11 @@
       </w:r>
     </w:p>
     <w:p>
+      <w:r>
+        <w:br w:type="page"/>
+      </w:r>
+    </w:p>
+    <w:p>
       <w:pPr>
         <w:pStyle w:val="BodyText"/>
       </w:pPr>
@@ -3321,7 +3331,7 @@
       <w:r>
         <w:drawing>
           <wp:inline>
-            <wp:extent cx="5334000" cy="4132207"/>
+            <wp:extent cx="6321419" cy="4897153"/>
             <wp:effectExtent b="0" l="0" r="0" t="0"/>
             <wp:docPr descr="" title="" id="48" name="Picture"/>
             <a:graphic>
@@ -3342,7 +3352,7 @@
                   <pic:spPr bwMode="auto">
                     <a:xfrm>
                       <a:off x="0" y="0"/>
-                      <a:ext cx="5334000" cy="4132207"/>
+                      <a:ext cx="6321419" cy="4897153"/>
                     </a:xfrm>
                     <a:prstGeom prst="rect">
                       <a:avLst/>
@@ -3362,6 +3372,11 @@
       </w:r>
     </w:p>
     <w:p>
+      <w:r>
+        <w:br w:type="page"/>
+      </w:r>
+    </w:p>
+    <w:p>
       <w:pPr>
         <w:pStyle w:val="BodyText"/>
       </w:pPr>
@@ -3418,7 +3433,7 @@
       <w:r>
         <w:drawing>
           <wp:inline>
-            <wp:extent cx="5334000" cy="4291263"/>
+            <wp:extent cx="5684850" cy="4573526"/>
             <wp:effectExtent b="0" l="0" r="0" t="0"/>
             <wp:docPr descr="" title="" id="51" name="Picture"/>
             <a:graphic>
@@ -3439,7 +3454,7 @@
                   <pic:spPr bwMode="auto">
                     <a:xfrm>
                       <a:off x="0" y="0"/>
-                      <a:ext cx="5334000" cy="4291263"/>
+                      <a:ext cx="5684850" cy="4573526"/>
                     </a:xfrm>
                     <a:prstGeom prst="rect">
                       <a:avLst/>
@@ -3456,6 +3471,11 @@
             </a:graphic>
           </wp:inline>
         </w:drawing>
+      </w:r>
+    </w:p>
+    <w:p>
+      <w:r>
+        <w:br w:type="page"/>
       </w:r>
     </w:p>
     <w:p>
@@ -3524,6 +3544,11 @@
       </w:r>
     </w:p>
     <w:p>
+      <w:r>
+        <w:br w:type="page"/>
+      </w:r>
+    </w:p>
+    <w:p>
       <w:pPr>
         <w:pStyle w:val="BodyText"/>
       </w:pPr>
@@ -3548,7 +3573,7 @@
       <w:r>
         <w:drawing>
           <wp:inline>
-            <wp:extent cx="5334000" cy="3818300"/>
+            <wp:extent cx="6446596" cy="4614743"/>
             <wp:effectExtent b="0" l="0" r="0" t="0"/>
             <wp:docPr descr="" title="" id="57" name="Picture"/>
             <a:graphic>
@@ -3569,7 +3594,7 @@
                   <pic:spPr bwMode="auto">
                     <a:xfrm>
                       <a:off x="0" y="0"/>
-                      <a:ext cx="5334000" cy="3818300"/>
+                      <a:ext cx="6446596" cy="4614743"/>
                     </a:xfrm>
                     <a:prstGeom prst="rect">
                       <a:avLst/>
@@ -6347,6 +6372,11 @@
       </w:tr>
     </w:tbl>
     <w:p>
+      <w:r>
+        <w:br w:type="page"/>
+      </w:r>
+    </w:p>
+    <w:p>
       <w:pPr>
         <w:pStyle w:val="BodyText"/>
       </w:pPr>
@@ -7806,6 +7836,11 @@
         </w:tc>
       </w:tr>
     </w:tbl>
+    <w:p>
+      <w:r>
+        <w:br w:type="page"/>
+      </w:r>
+    </w:p>
     <w:p>
       <w:pPr>
         <w:pStyle w:val="BodyText"/>
@@ -8008,7 +8043,7 @@
               <w:pStyle w:val="Compact"/>
             </w:pPr>
             <w:r>
-              <w:t xml:space="preserve">age+sex+stage</w:t>
+              <w:t xml:space="preserve">age, sex, stage</w:t>
             </w:r>
           </w:p>
         </w:tc>
@@ -8098,7 +8133,7 @@
               <w:pStyle w:val="Compact"/>
             </w:pPr>
             <w:r>
-              <w:t xml:space="preserve">age+sex+stage</w:t>
+              <w:t xml:space="preserve">age, sex, stage</w:t>
             </w:r>
           </w:p>
         </w:tc>
@@ -8278,7 +8313,7 @@
               <w:pStyle w:val="Compact"/>
             </w:pPr>
             <w:r>
-              <w:t xml:space="preserve">age+sex+stage</w:t>
+              <w:t xml:space="preserve">age, sex, stage</w:t>
             </w:r>
           </w:p>
         </w:tc>
@@ -8368,7 +8403,7 @@
               <w:pStyle w:val="Compact"/>
             </w:pPr>
             <w:r>
-              <w:t xml:space="preserve">age+sex+stage+grade</w:t>
+              <w:t xml:space="preserve">age, sex, stage, grade</w:t>
             </w:r>
           </w:p>
         </w:tc>
@@ -8458,7 +8493,7 @@
               <w:pStyle w:val="Compact"/>
             </w:pPr>
             <w:r>
-              <w:t xml:space="preserve">age+sex+stage</w:t>
+              <w:t xml:space="preserve">age, sex, stage</w:t>
             </w:r>
           </w:p>
         </w:tc>
@@ -8548,7 +8583,7 @@
               <w:pStyle w:val="Compact"/>
             </w:pPr>
             <w:r>
-              <w:t xml:space="preserve">age+sex+stage+grade</w:t>
+              <w:t xml:space="preserve">age, sex, stage, grade</w:t>
             </w:r>
           </w:p>
         </w:tc>
@@ -8638,7 +8673,7 @@
               <w:pStyle w:val="Compact"/>
             </w:pPr>
             <w:r>
-              <w:t xml:space="preserve">age+grade</w:t>
+              <w:t xml:space="preserve">age, grade</w:t>
             </w:r>
           </w:p>
         </w:tc>
@@ -8728,7 +8763,7 @@
               <w:pStyle w:val="Compact"/>
             </w:pPr>
             <w:r>
-              <w:t xml:space="preserve">age+sex+stage</w:t>
+              <w:t xml:space="preserve">age, sex, stage</w:t>
             </w:r>
           </w:p>
         </w:tc>
@@ -8818,7 +8853,7 @@
               <w:pStyle w:val="Compact"/>
             </w:pPr>
             <w:r>
-              <w:t xml:space="preserve">age+sex+stage</w:t>
+              <w:t xml:space="preserve">age, sex, stage</w:t>
             </w:r>
           </w:p>
         </w:tc>
@@ -8908,7 +8943,7 @@
               <w:pStyle w:val="Compact"/>
             </w:pPr>
             <w:r>
-              <w:t xml:space="preserve">age+sex+stage</w:t>
+              <w:t xml:space="preserve">age, sex, stage</w:t>
             </w:r>
           </w:p>
         </w:tc>
@@ -8998,7 +9033,7 @@
               <w:pStyle w:val="Compact"/>
             </w:pPr>
             <w:r>
-              <w:t xml:space="preserve">age+sex</w:t>
+              <w:t xml:space="preserve">age, sex</w:t>
             </w:r>
           </w:p>
         </w:tc>
@@ -9088,7 +9123,7 @@
               <w:pStyle w:val="Compact"/>
             </w:pPr>
             <w:r>
-              <w:t xml:space="preserve">age+sex+stage</w:t>
+              <w:t xml:space="preserve">age, sex, stage</w:t>
             </w:r>
           </w:p>
         </w:tc>
@@ -9178,7 +9213,7 @@
               <w:pStyle w:val="Compact"/>
             </w:pPr>
             <w:r>
-              <w:t xml:space="preserve">age+sex+stage+grade</w:t>
+              <w:t xml:space="preserve">age, sex, stage, grade</w:t>
             </w:r>
           </w:p>
         </w:tc>
@@ -9268,7 +9303,7 @@
               <w:pStyle w:val="Compact"/>
             </w:pPr>
             <w:r>
-              <w:t xml:space="preserve">age+sex+stage</w:t>
+              <w:t xml:space="preserve">age, sex, stage</w:t>
             </w:r>
           </w:p>
         </w:tc>
@@ -9358,7 +9393,7 @@
               <w:pStyle w:val="Compact"/>
             </w:pPr>
             <w:r>
-              <w:t xml:space="preserve">age+sex+grade</w:t>
+              <w:t xml:space="preserve">age, sex, grade</w:t>
             </w:r>
           </w:p>
         </w:tc>
@@ -9448,7 +9483,7 @@
               <w:pStyle w:val="Compact"/>
             </w:pPr>
             <w:r>
-              <w:t xml:space="preserve">age+sex+stage</w:t>
+              <w:t xml:space="preserve">age, sex, stage</w:t>
             </w:r>
           </w:p>
         </w:tc>
@@ -9538,7 +9573,7 @@
               <w:pStyle w:val="Compact"/>
             </w:pPr>
             <w:r>
-              <w:t xml:space="preserve">age+sex+stage</w:t>
+              <w:t xml:space="preserve">age, sex, stage</w:t>
             </w:r>
           </w:p>
         </w:tc>
@@ -9628,7 +9663,7 @@
               <w:pStyle w:val="Compact"/>
             </w:pPr>
             <w:r>
-              <w:t xml:space="preserve">age+sex+stage+grade</w:t>
+              <w:t xml:space="preserve">age, sex, stage, grade</w:t>
             </w:r>
           </w:p>
         </w:tc>
@@ -9718,7 +9753,7 @@
               <w:pStyle w:val="Compact"/>
             </w:pPr>
             <w:r>
-              <w:t xml:space="preserve">age+grade</w:t>
+              <w:t xml:space="preserve">age, grade</w:t>
             </w:r>
           </w:p>
         </w:tc>
@@ -9808,7 +9843,7 @@
               <w:pStyle w:val="Compact"/>
             </w:pPr>
             <w:r>
-              <w:t xml:space="preserve">age+sex+stage</w:t>
+              <w:t xml:space="preserve">age, sex, stage</w:t>
             </w:r>
           </w:p>
         </w:tc>
@@ -9898,7 +9933,7 @@
               <w:pStyle w:val="Compact"/>
             </w:pPr>
             <w:r>
-              <w:t xml:space="preserve">age+sex+stage+grade</w:t>
+              <w:t xml:space="preserve">age, sex, stage, grade</w:t>
             </w:r>
           </w:p>
         </w:tc>
@@ -9988,7 +10023,7 @@
               <w:pStyle w:val="Compact"/>
             </w:pPr>
             <w:r>
-              <w:t xml:space="preserve">age+sex+stage+grade</w:t>
+              <w:t xml:space="preserve">age, sex, stage, grade</w:t>
             </w:r>
           </w:p>
         </w:tc>
@@ -10078,7 +10113,7 @@
               <w:pStyle w:val="Compact"/>
             </w:pPr>
             <w:r>
-              <w:t xml:space="preserve">age+grade</w:t>
+              <w:t xml:space="preserve">age, grade</w:t>
             </w:r>
           </w:p>
         </w:tc>
@@ -10095,6 +10130,11 @@
         </w:tc>
       </w:tr>
     </w:tbl>
+    <w:p>
+      <w:r>
+        <w:br w:type="page"/>
+      </w:r>
+    </w:p>
     <w:p>
       <w:pPr>
         <w:pStyle w:val="BodyText"/>
@@ -10766,6 +10806,11 @@
       </w:tr>
     </w:tbl>
     <w:p>
+      <w:r>
+        <w:br w:type="page"/>
+      </w:r>
+    </w:p>
+    <w:p>
       <w:pPr>
         <w:pStyle w:val="BodyText"/>
       </w:pPr>
@@ -12068,6 +12113,11 @@
       </w:tr>
     </w:tbl>
     <w:p>
+      <w:r>
+        <w:br w:type="page"/>
+      </w:r>
+    </w:p>
+    <w:p>
       <w:pPr>
         <w:pStyle w:val="BodyText"/>
       </w:pPr>
@@ -13218,6 +13268,8 @@
     <w:bookmarkEnd w:id="59"/>
     <w:bookmarkEnd w:id="60"/>
     <w:sectPr>
+      <w:pgSz w:h="15840" w:w="12240"/>
+      <w:pgMar w:bottom="907" w:footer="708" w:gutter="0" w:header="708" w:left="907" w:right="907" w:top="907"/>
       <w:footnotePr>
         <w:numRestart w:val="eachSect"/>
       </w:footnotePr>
@@ -13984,24 +14036,41 @@
   <w:style w:default="1" w:styleId="Table" w:type="table">
     <w:name w:val="Table"/>
     <w:basedOn w:val="TableNormal"/>
-    <w:semiHidden/>
-    <w:unhideWhenUsed/>
     <w:qFormat/>
+    <w:pPr>
+      <w:spacing w:after="20" w:before="20" w:line="200" w:lineRule="auto"/>
+    </w:pPr>
+    <w:rPr>
+      <w:sz w:val="16"/>
+      <w:szCs w:val="16"/>
+    </w:rPr>
     <w:tblPr>
       <w:tblInd w:type="dxa" w:w="0"/>
+      <w:tblBorders>
+        <w:top w:color="666666" w:space="0" w:sz="6" w:val="single"/>
+        <w:left w:color="AAAAAA" w:space="0" w:sz="6" w:val="single"/>
+        <w:bottom w:color="666666" w:space="0" w:sz="6" w:val="single"/>
+        <w:right w:color="AAAAAA" w:space="0" w:sz="6" w:val="single"/>
+        <w:insideH w:color="CCCCCC" w:space="0" w:sz="4" w:val="single"/>
+        <w:insideV w:color="CCCCCC" w:space="0" w:sz="4" w:val="single"/>
+      </w:tblBorders>
       <w:tblCellMar>
-        <w:top w:type="dxa" w:w="0"/>
-        <w:left w:type="dxa" w:w="108"/>
-        <w:bottom w:type="dxa" w:w="0"/>
-        <w:right w:type="dxa" w:w="108"/>
+        <w:top w:type="dxa" w:w="40"/>
+        <w:left w:type="dxa" w:w="80"/>
+        <w:bottom w:type="dxa" w:w="40"/>
+        <w:right w:type="dxa" w:w="80"/>
       </w:tblCellMar>
     </w:tblPr>
     <w:tblStylePr w:type="firstRow">
+      <w:rPr>
+        <w:b/>
+        <w:sz w:val="16"/>
+      </w:rPr>
       <w:tcPr>
+        <w:shd w:color="auto" w:fill="EDEDED" w:val="clear"/>
         <w:tcBorders>
-          <w:bottom w:val="single"/>
+          <w:bottom w:color="333333" w:space="0" w:sz="12" w:val="single"/>
         </w:tcBorders>
-        <w:vAlign w:val="bottom"/>
       </w:tcPr>
     </w:tblStylePr>
   </w:style>
